--- a/pythonapi/docxtemplates/rent_contract.docx
+++ b/pythonapi/docxtemplates/rent_contract.docx
@@ -95,119 +95,9 @@
       <w:r>
         <w:rPr>
           <w:rFonts w:ascii="Times New Roman" w:hAnsi="Times New Roman"/>
-          <w:b w:val="0"/>
           <w:sz w:val="22"/>
-          <w:u w:val="none"/>
         </w:rPr>
-        <w:t xml:space="preserve">Entre de una parte el Señor(a) </w:t>
-      </w:r>
-      <w:r>
-        <w:rPr>
-          <w:rFonts w:ascii="Times New Roman" w:hAnsi="Times New Roman"/>
-          <w:b/>
-          <w:sz w:val="22"/>
-          <w:u w:val="single"/>
-        </w:rPr>
-        <w:t>{{PROPIETARIO_NOMBRE}}</w:t>
-      </w:r>
-      <w:r>
-        <w:rPr>
-          <w:rFonts w:ascii="Times New Roman" w:hAnsi="Times New Roman"/>
-          <w:b w:val="0"/>
-          <w:sz w:val="22"/>
-          <w:u w:val="none"/>
-        </w:rPr>
-        <w:t xml:space="preserve">, de nacionalidad </w:t>
-      </w:r>
-      <w:r>
-        <w:rPr>
-          <w:rFonts w:ascii="Times New Roman" w:hAnsi="Times New Roman"/>
-          <w:b/>
-          <w:sz w:val="22"/>
-          <w:u w:val="single"/>
-        </w:rPr>
-        <w:t>{{PROPIETARIO_NACIONALIDAD}}</w:t>
-      </w:r>
-      <w:r>
-        <w:rPr>
-          <w:rFonts w:ascii="Times New Roman" w:hAnsi="Times New Roman"/>
-          <w:b w:val="0"/>
-          <w:sz w:val="22"/>
-          <w:u w:val="none"/>
-        </w:rPr>
-        <w:t xml:space="preserve">, mayor de edad, </w:t>
-      </w:r>
-      <w:r>
-        <w:rPr>
-          <w:rFonts w:ascii="Times New Roman" w:hAnsi="Times New Roman"/>
-          <w:b/>
-          <w:sz w:val="22"/>
-          <w:u w:val="single"/>
-        </w:rPr>
-        <w:t>{{PROPIETARIO_ESTADO_CIVIL}}</w:t>
-      </w:r>
-      <w:r>
-        <w:rPr>
-          <w:rFonts w:ascii="Times New Roman" w:hAnsi="Times New Roman"/>
-          <w:b w:val="0"/>
-          <w:sz w:val="22"/>
-          <w:u w:val="none"/>
-        </w:rPr>
-        <w:t xml:space="preserve">, </w:t>
-      </w:r>
-      <w:r>
-        <w:rPr>
-          <w:rFonts w:ascii="Times New Roman" w:hAnsi="Times New Roman"/>
-          <w:b/>
-          <w:sz w:val="22"/>
-          <w:u w:val="single"/>
-        </w:rPr>
-        <w:t>{{PROPIETARIO_OCUPACION}}</w:t>
-      </w:r>
-      <w:r>
-        <w:rPr>
-          <w:rFonts w:ascii="Times New Roman" w:hAnsi="Times New Roman"/>
-          <w:b w:val="0"/>
-          <w:sz w:val="22"/>
-          <w:u w:val="none"/>
-        </w:rPr>
-        <w:t xml:space="preserve">, portador(a) de la cédula de Identidad y Electoral No. </w:t>
-      </w:r>
-      <w:r>
-        <w:rPr>
-          <w:rFonts w:ascii="Times New Roman" w:hAnsi="Times New Roman"/>
-          <w:b/>
-          <w:sz w:val="22"/>
-          <w:u w:val="single"/>
-        </w:rPr>
-        <w:t>{{PROPIETARIO_CEDULA}}</w:t>
-      </w:r>
-      <w:r>
-        <w:rPr>
-          <w:rFonts w:ascii="Times New Roman" w:hAnsi="Times New Roman"/>
-          <w:b w:val="0"/>
-          <w:sz w:val="22"/>
-          <w:u w:val="none"/>
-        </w:rPr>
-        <w:t xml:space="preserve">, domiciliado(a) y residente en </w:t>
-      </w:r>
-      <w:r>
-        <w:rPr>
-          <w:rFonts w:ascii="Times New Roman" w:hAnsi="Times New Roman"/>
-          <w:b/>
-          <w:sz w:val="22"/>
-          <w:u w:val="single"/>
-        </w:rPr>
-        <w:t>{{PROPIETARIO_DOMICILIO}}</w:t>
-      </w:r>
-      <w:r>
-        <w:rPr>
-          <w:rFonts w:ascii="Times New Roman" w:hAnsi="Times New Roman"/>
-          <w:b w:val="0"/>
-          <w:sz w:val="22"/>
-          <w:u w:val="none"/>
-        </w:rPr>
-        <w:t>;</w:t>
+        <w:t>Entre de una parte {{r PROPIETARIO_BLOQUE}};</w:t>
       </w:r>
     </w:p>
     <w:p>
@@ -217,29 +107,9 @@
       <w:r>
         <w:rPr>
           <w:rFonts w:ascii="Times New Roman" w:hAnsi="Times New Roman"/>
-          <w:b w:val="0"/>
           <w:sz w:val="22"/>
-          <w:u w:val="none"/>
         </w:rPr>
-        <w:t xml:space="preserve">quien en lo que sigue del presente contrato se denominará </w:t>
-      </w:r>
-      <w:r>
-        <w:rPr>
-          <w:rFonts w:ascii="Times New Roman" w:hAnsi="Times New Roman"/>
-          <w:b/>
-          <w:sz w:val="22"/>
-          <w:u w:val="single"/>
-        </w:rPr>
-        <w:t>{{DENOMINACION_PROPIETARIO}}</w:t>
-      </w:r>
-      <w:r>
-        <w:rPr>
-          <w:rFonts w:ascii="Times New Roman" w:hAnsi="Times New Roman"/>
-          <w:b w:val="0"/>
-          <w:sz w:val="22"/>
-          <w:u w:val="none"/>
-        </w:rPr>
-        <w:t>; y de la otra parte:</w:t>
+        <w:t>{{PROPIETARIO_QUIEN}} en lo que {{PROPIETARIO_SIGUE}} del presente contrato {{PROPIETARIO_SE_DENOMINARA}} {{DENOMINACION_PROPIETARIO}}; y de la otra parte:</w:t>
       </w:r>
     </w:p>
     <w:p/>
@@ -250,110 +120,9 @@
       <w:r>
         <w:rPr>
           <w:rFonts w:ascii="Times New Roman" w:hAnsi="Times New Roman"/>
-          <w:b/>
           <w:sz w:val="22"/>
-          <w:u w:val="single"/>
         </w:rPr>
-        <w:t>{{INQUILINO_NOMBRE}}</w:t>
-      </w:r>
-      <w:r>
-        <w:rPr>
-          <w:rFonts w:ascii="Times New Roman" w:hAnsi="Times New Roman"/>
-          <w:b w:val="0"/>
-          <w:sz w:val="22"/>
-          <w:u w:val="none"/>
-        </w:rPr>
-        <w:t xml:space="preserve">, de nacionalidad </w:t>
-      </w:r>
-      <w:r>
-        <w:rPr>
-          <w:rFonts w:ascii="Times New Roman" w:hAnsi="Times New Roman"/>
-          <w:b/>
-          <w:sz w:val="22"/>
-          <w:u w:val="single"/>
-        </w:rPr>
-        <w:t>{{INQUILINO_NACIONALIDAD}}</w:t>
-      </w:r>
-      <w:r>
-        <w:rPr>
-          <w:rFonts w:ascii="Times New Roman" w:hAnsi="Times New Roman"/>
-          <w:b w:val="0"/>
-          <w:sz w:val="22"/>
-          <w:u w:val="none"/>
-        </w:rPr>
-        <w:t xml:space="preserve">, mayor de edad, </w:t>
-      </w:r>
-      <w:r>
-        <w:rPr>
-          <w:rFonts w:ascii="Times New Roman" w:hAnsi="Times New Roman"/>
-          <w:b/>
-          <w:sz w:val="22"/>
-          <w:u w:val="single"/>
-        </w:rPr>
-        <w:t>{{INQUILINO_ESTADO_CIVIL}}</w:t>
-      </w:r>
-      <w:r>
-        <w:rPr>
-          <w:rFonts w:ascii="Times New Roman" w:hAnsi="Times New Roman"/>
-          <w:b w:val="0"/>
-          <w:sz w:val="22"/>
-          <w:u w:val="none"/>
-        </w:rPr>
-        <w:t xml:space="preserve">, </w:t>
-      </w:r>
-      <w:r>
-        <w:rPr>
-          <w:rFonts w:ascii="Times New Roman" w:hAnsi="Times New Roman"/>
-          <w:b/>
-          <w:sz w:val="22"/>
-          <w:u w:val="single"/>
-        </w:rPr>
-        <w:t>{{INQUILINO_OCUPACION}}</w:t>
-      </w:r>
-      <w:r>
-        <w:rPr>
-          <w:rFonts w:ascii="Times New Roman" w:hAnsi="Times New Roman"/>
-          <w:b w:val="0"/>
-          <w:sz w:val="22"/>
-          <w:u w:val="none"/>
-        </w:rPr>
-        <w:t xml:space="preserve">, portador(a) de la cédula de Identidad y Electoral No. </w:t>
-      </w:r>
-      <w:r>
-        <w:rPr>
-          <w:rFonts w:ascii="Times New Roman" w:hAnsi="Times New Roman"/>
-          <w:b/>
-          <w:sz w:val="22"/>
-          <w:u w:val="single"/>
-        </w:rPr>
-        <w:t>{{INQUILINO_CEDULA}}</w:t>
-      </w:r>
-      <w:r>
-        <w:rPr>
-          <w:rFonts w:ascii="Times New Roman" w:hAnsi="Times New Roman"/>
-          <w:b w:val="0"/>
-          <w:sz w:val="22"/>
-          <w:u w:val="none"/>
-        </w:rPr>
-        <w:t xml:space="preserve">, domiciliado(a) y residente en </w:t>
-      </w:r>
-      <w:r>
-        <w:rPr>
-          <w:rFonts w:ascii="Times New Roman" w:hAnsi="Times New Roman"/>
-          <w:b/>
-          <w:sz w:val="22"/>
-          <w:u w:val="single"/>
-        </w:rPr>
-        <w:t>{{INQUILINO_DOMICILIO}}</w:t>
-      </w:r>
-      <w:r>
-        <w:rPr>
-          <w:rFonts w:ascii="Times New Roman" w:hAnsi="Times New Roman"/>
-          <w:b w:val="0"/>
-          <w:sz w:val="22"/>
-          <w:u w:val="none"/>
-        </w:rPr>
-        <w:t>;</w:t>
+        <w:t>{{r INQUILINO_BLOQUE}};</w:t>
       </w:r>
     </w:p>
     <w:p/>
@@ -364,29 +133,9 @@
       <w:r>
         <w:rPr>
           <w:rFonts w:ascii="Times New Roman" w:hAnsi="Times New Roman"/>
-          <w:b w:val="0"/>
           <w:sz w:val="22"/>
-          <w:u w:val="none"/>
         </w:rPr>
-        <w:t xml:space="preserve">quien en lo que sigue del presente contrato se denominará </w:t>
-      </w:r>
-      <w:r>
-        <w:rPr>
-          <w:rFonts w:ascii="Times New Roman" w:hAnsi="Times New Roman"/>
-          <w:b/>
-          <w:sz w:val="22"/>
-          <w:u w:val="single"/>
-        </w:rPr>
-        <w:t>{{DENOMINACION_INQUILINO}}</w:t>
-      </w:r>
-      <w:r>
-        <w:rPr>
-          <w:rFonts w:ascii="Times New Roman" w:hAnsi="Times New Roman"/>
-          <w:b w:val="0"/>
-          <w:sz w:val="22"/>
-          <w:u w:val="none"/>
-        </w:rPr>
-        <w:t>; se ha convenido y pactado el siguiente------------------------------------------------------</w:t>
+        <w:t>{{INQUILINO_QUIEN}} en lo que {{INQUILINO_SIGUE}} del presente contrato {{INQUILINO_SE_DENOMINARA}} {{DENOMINACION_INQUILINO}}; se ha convenido y pactado el siguiente------------------------------------------------------</w:t>
       </w:r>
     </w:p>
     <w:p/>
